--- a/Proyecto Intermodular/AAAAMMDD_NombreAlumno.docx
+++ b/Proyecto Intermodular/AAAAMMDD_NombreAlumno.docx
@@ -292,6 +292,18 @@
               <w:pStyle w:val="LO-normal"/>
               <w:widowControl w:val="0"/>
             </w:pPr>
+            <w:r>
+              <w:t>Aplicación Web Destinada a la Interacción y Conocimiento de Deportistas anónimos</w:t>
+            </w:r>
+            <w:r>
+              <w:t>.</w:t>
+            </w:r>
+          </w:p>
+          <w:p>
+            <w:pPr>
+              <w:pStyle w:val="LO-normal"/>
+              <w:widowControl w:val="0"/>
+            </w:pPr>
             <w:proofErr w:type="spellStart"/>
             <w:r>
               <w:t>PlayPoint</w:t>
@@ -328,7 +340,16 @@
               <w:t>, sobre todo para algunos deportes menos practicados</w:t>
             </w:r>
             <w:r>
-              <w:t>. Para ello realizaré una aplicación web a modo de red social que permita a los usuarios registrarse, iniciar sesión y par</w:t>
+              <w:t>.</w:t>
+            </w:r>
+          </w:p>
+          <w:p>
+            <w:pPr>
+              <w:pStyle w:val="LO-normal"/>
+              <w:widowControl w:val="0"/>
+            </w:pPr>
+            <w:r>
+              <w:t>Para ello realizaré una aplicación web a modo de red social que permita a los usuarios registrarse, iniciar sesión y par</w:t>
             </w:r>
             <w:r>
               <w:t>ticipar en quedadas de deportes.</w:t>
@@ -351,8 +372,423 @@
               <w:t xml:space="preserve">, para las quedadas se podrán indicar una serie de </w:t>
             </w:r>
             <w:r>
-              <w:t xml:space="preserve">atributos, el deporte, la localización, fecha y hora y centro. De ésta forma </w:t>
-            </w:r>
+              <w:t xml:space="preserve">atributos, el deporte, la localización, fecha y hora y centro. </w:t>
+            </w:r>
+            <w:r>
+              <w:t>Además la red social tendrá un sistema de puntuación competitiva para buscar quedadas por puntuación similar a la del propio usuario, para así evitar que ju</w:t>
+            </w:r>
+            <w:r>
+              <w:t>e</w:t>
+            </w:r>
+            <w:r>
+              <w:t>guen juntos un jugador muy bueno y otro muy malo, también se implementará un sistema de verificación de puntuación, en el que al terminar la quedada el creador indicará la puntuación de cada equipo, los usuarios aceptarán o negarán la puntuación, y se solicitará una puntuación nueva o se aplicará a los usuarios en base a la decisión colectiva.</w:t>
+            </w:r>
+          </w:p>
+          <w:p>
+            <w:pPr>
+              <w:pStyle w:val="LO-normal"/>
+              <w:widowControl w:val="0"/>
+            </w:pPr>
+            <w:r>
+              <w:t xml:space="preserve">Los usuarios además dispondrán de una sección de perfil, en el que </w:t>
+            </w:r>
+            <w:proofErr w:type="gramStart"/>
+            <w:r>
+              <w:t>podrán</w:t>
+            </w:r>
+            <w:proofErr w:type="gramEnd"/>
+            <w:r>
+              <w:t xml:space="preserve"> acceder a sus estadísticas competitivas, ver el historial de quedadas en las que participa y están pendientes, y ver el historial de quedadas que ya han pasado y en las que ha participado</w:t>
+            </w:r>
+            <w:r>
+              <w:t>.</w:t>
+            </w:r>
+          </w:p>
+          <w:p>
+            <w:pPr>
+              <w:pStyle w:val="LO-normal"/>
+              <w:widowControl w:val="0"/>
+            </w:pPr>
+            <w:r>
+              <w:t>Como punto adicional se integrará un sistema de chat en el que los usuarios podrán buscar a otros usuarios por nombre y correo para escribirse y organizarse para las quedadas, además de poder crear grupos que incluyan a varios usuarios en estos mismos.</w:t>
+            </w:r>
+          </w:p>
+          <w:p>
+            <w:pPr>
+              <w:pStyle w:val="LO-normal"/>
+              <w:widowControl w:val="0"/>
+            </w:pPr>
+            <w:r>
+              <w:t>Resumen de objetivos a implementar:</w:t>
+            </w:r>
+          </w:p>
+          <w:p>
+            <w:pPr>
+              <w:pStyle w:val="LO-normal"/>
+              <w:widowControl w:val="0"/>
+              <w:numPr>
+                <w:ilvl w:val="0"/>
+                <w:numId w:val="1"/>
+              </w:numPr>
+            </w:pPr>
+            <w:proofErr w:type="spellStart"/>
+            <w:r>
+              <w:t>Login</w:t>
+            </w:r>
+            <w:proofErr w:type="spellEnd"/>
+            <w:r>
+              <w:t>, registro e inicio de sesión para el usuario</w:t>
+            </w:r>
+          </w:p>
+          <w:p>
+            <w:pPr>
+              <w:pStyle w:val="LO-normal"/>
+              <w:widowControl w:val="0"/>
+              <w:numPr>
+                <w:ilvl w:val="0"/>
+                <w:numId w:val="1"/>
+              </w:numPr>
+            </w:pPr>
+            <w:r>
+              <w:t>Modificación de datos personales del usuario como foto de perfil, número de teléfono, correo o nombre</w:t>
+            </w:r>
+          </w:p>
+          <w:p>
+            <w:pPr>
+              <w:pStyle w:val="LO-normal"/>
+              <w:widowControl w:val="0"/>
+              <w:numPr>
+                <w:ilvl w:val="0"/>
+                <w:numId w:val="1"/>
+              </w:numPr>
+            </w:pPr>
+            <w:r>
+              <w:lastRenderedPageBreak/>
+              <w:t>Crear quedadas con los siguientes atributos:</w:t>
+            </w:r>
+          </w:p>
+          <w:p>
+            <w:pPr>
+              <w:pStyle w:val="LO-normal"/>
+              <w:widowControl w:val="0"/>
+              <w:numPr>
+                <w:ilvl w:val="1"/>
+                <w:numId w:val="1"/>
+              </w:numPr>
+            </w:pPr>
+            <w:r>
+              <w:t xml:space="preserve"> Nombre</w:t>
+            </w:r>
+          </w:p>
+          <w:p>
+            <w:pPr>
+              <w:pStyle w:val="LO-normal"/>
+              <w:widowControl w:val="0"/>
+              <w:numPr>
+                <w:ilvl w:val="1"/>
+                <w:numId w:val="1"/>
+              </w:numPr>
+            </w:pPr>
+            <w:r>
+              <w:t>Deporte</w:t>
+            </w:r>
+          </w:p>
+          <w:p>
+            <w:pPr>
+              <w:pStyle w:val="LO-normal"/>
+              <w:widowControl w:val="0"/>
+              <w:numPr>
+                <w:ilvl w:val="1"/>
+                <w:numId w:val="1"/>
+              </w:numPr>
+            </w:pPr>
+            <w:r>
+              <w:t>Ubicación</w:t>
+            </w:r>
+          </w:p>
+          <w:p>
+            <w:pPr>
+              <w:pStyle w:val="LO-normal"/>
+              <w:widowControl w:val="0"/>
+              <w:numPr>
+                <w:ilvl w:val="1"/>
+                <w:numId w:val="1"/>
+              </w:numPr>
+            </w:pPr>
+            <w:r>
+              <w:t>Fecha</w:t>
+            </w:r>
+          </w:p>
+          <w:p>
+            <w:pPr>
+              <w:pStyle w:val="LO-normal"/>
+              <w:widowControl w:val="0"/>
+              <w:numPr>
+                <w:ilvl w:val="1"/>
+                <w:numId w:val="1"/>
+              </w:numPr>
+            </w:pPr>
+            <w:r>
+              <w:t>Hora</w:t>
+            </w:r>
+          </w:p>
+          <w:p>
+            <w:pPr>
+              <w:pStyle w:val="LO-normal"/>
+              <w:widowControl w:val="0"/>
+              <w:numPr>
+                <w:ilvl w:val="1"/>
+                <w:numId w:val="1"/>
+              </w:numPr>
+            </w:pPr>
+            <w:r>
+              <w:t>Puntuación Objetiva</w:t>
+            </w:r>
+          </w:p>
+          <w:p>
+            <w:pPr>
+              <w:pStyle w:val="LO-normal"/>
+              <w:widowControl w:val="0"/>
+              <w:numPr>
+                <w:ilvl w:val="1"/>
+                <w:numId w:val="1"/>
+              </w:numPr>
+            </w:pPr>
+            <w:r>
+              <w:t>Competitividad = Sí/No</w:t>
+            </w:r>
+          </w:p>
+          <w:p>
+            <w:pPr>
+              <w:pStyle w:val="LO-normal"/>
+              <w:widowControl w:val="0"/>
+              <w:numPr>
+                <w:ilvl w:val="0"/>
+                <w:numId w:val="1"/>
+              </w:numPr>
+            </w:pPr>
+            <w:r>
+              <w:t>Sistema de participación en quedadas</w:t>
+            </w:r>
+          </w:p>
+          <w:p>
+            <w:pPr>
+              <w:pStyle w:val="LO-normal"/>
+              <w:widowControl w:val="0"/>
+              <w:numPr>
+                <w:ilvl w:val="0"/>
+                <w:numId w:val="1"/>
+              </w:numPr>
+            </w:pPr>
+            <w:r>
+              <w:t>Sistema de reporte de usuarios con actitud negativa (No asistir a la qu</w:t>
+            </w:r>
+            <w:r>
+              <w:t>edada, com</w:t>
+            </w:r>
+            <w:r>
+              <w:t>portamiento irrespetuoso)</w:t>
+            </w:r>
+          </w:p>
+          <w:p>
+            <w:pPr>
+              <w:pStyle w:val="LO-normal"/>
+              <w:widowControl w:val="0"/>
+              <w:numPr>
+                <w:ilvl w:val="0"/>
+                <w:numId w:val="1"/>
+              </w:numPr>
+            </w:pPr>
+            <w:r>
+              <w:t>Sistema de asignación de puntuaciones al terminar la quedada</w:t>
+            </w:r>
+          </w:p>
+          <w:p>
+            <w:pPr>
+              <w:pStyle w:val="LO-normal"/>
+              <w:widowControl w:val="0"/>
+              <w:numPr>
+                <w:ilvl w:val="0"/>
+                <w:numId w:val="1"/>
+              </w:numPr>
+            </w:pPr>
+            <w:r>
+              <w:t>Sistema de comprobación de puntuaciones (Mediante la confirmación de los usuarios que participan)</w:t>
+            </w:r>
+          </w:p>
+          <w:p>
+            <w:pPr>
+              <w:pStyle w:val="LO-normal"/>
+              <w:widowControl w:val="0"/>
+              <w:numPr>
+                <w:ilvl w:val="0"/>
+                <w:numId w:val="1"/>
+              </w:numPr>
+            </w:pPr>
+            <w:r>
+              <w:t>Sistema de historial de quedadas en las que has participado</w:t>
+            </w:r>
+          </w:p>
+          <w:p>
+            <w:pPr>
+              <w:pStyle w:val="LO-normal"/>
+              <w:widowControl w:val="0"/>
+              <w:numPr>
+                <w:ilvl w:val="0"/>
+                <w:numId w:val="1"/>
+              </w:numPr>
+            </w:pPr>
+            <w:r>
+              <w:t>Sistema de historial de quedadas en las que vas a participar</w:t>
+            </w:r>
+          </w:p>
+          <w:p>
+            <w:pPr>
+              <w:pStyle w:val="LO-normal"/>
+              <w:widowControl w:val="0"/>
+              <w:numPr>
+                <w:ilvl w:val="0"/>
+                <w:numId w:val="1"/>
+              </w:numPr>
+            </w:pPr>
+            <w:r>
+              <w:t>Mostrar al usuario los detalles de competitividad:</w:t>
+            </w:r>
+          </w:p>
+          <w:p>
+            <w:pPr>
+              <w:pStyle w:val="LO-normal"/>
+              <w:widowControl w:val="0"/>
+              <w:numPr>
+                <w:ilvl w:val="1"/>
+                <w:numId w:val="1"/>
+              </w:numPr>
+            </w:pPr>
+            <w:r>
+              <w:t>Puntuación competitiva actual</w:t>
+            </w:r>
+          </w:p>
+          <w:p>
+            <w:pPr>
+              <w:pStyle w:val="LO-normal"/>
+              <w:widowControl w:val="0"/>
+              <w:numPr>
+                <w:ilvl w:val="1"/>
+                <w:numId w:val="1"/>
+              </w:numPr>
+            </w:pPr>
+            <w:r>
+              <w:t>Historial de victorias/derrotas/empates</w:t>
+            </w:r>
+          </w:p>
+          <w:p>
+            <w:pPr>
+              <w:pStyle w:val="LO-normal"/>
+              <w:widowControl w:val="0"/>
+              <w:numPr>
+                <w:ilvl w:val="1"/>
+                <w:numId w:val="1"/>
+              </w:numPr>
+            </w:pPr>
+            <w:r>
+              <w:t>Cantidad de quedadas ganadas/perdidas/empatadas</w:t>
+            </w:r>
+          </w:p>
+          <w:p>
+            <w:pPr>
+              <w:pStyle w:val="LO-normal"/>
+              <w:widowControl w:val="0"/>
+              <w:numPr>
+                <w:ilvl w:val="0"/>
+                <w:numId w:val="1"/>
+              </w:numPr>
+            </w:pPr>
+            <w:r>
+              <w:t>Sistema de chat entre usuarios y con grupos que incluya:</w:t>
+            </w:r>
+          </w:p>
+          <w:p>
+            <w:pPr>
+              <w:pStyle w:val="LO-normal"/>
+              <w:widowControl w:val="0"/>
+              <w:numPr>
+                <w:ilvl w:val="1"/>
+                <w:numId w:val="1"/>
+              </w:numPr>
+            </w:pPr>
+            <w:r>
+              <w:t>Abrir chats entre usuarios</w:t>
+            </w:r>
+          </w:p>
+          <w:p>
+            <w:pPr>
+              <w:pStyle w:val="LO-normal"/>
+              <w:widowControl w:val="0"/>
+              <w:numPr>
+                <w:ilvl w:val="1"/>
+                <w:numId w:val="1"/>
+              </w:numPr>
+            </w:pPr>
+            <w:r>
+              <w:t>Crear grupos con varios usuarios</w:t>
+            </w:r>
+          </w:p>
+          <w:p>
+            <w:pPr>
+              <w:pStyle w:val="LO-normal"/>
+              <w:widowControl w:val="0"/>
+              <w:numPr>
+                <w:ilvl w:val="1"/>
+                <w:numId w:val="1"/>
+              </w:numPr>
+            </w:pPr>
+            <w:r>
+              <w:t>Modificar los integrantes de los grupos así como el nombre, la descripción y la foto del grupo</w:t>
+            </w:r>
+          </w:p>
+          <w:p>
+            <w:pPr>
+              <w:pStyle w:val="LO-normal"/>
+              <w:widowControl w:val="0"/>
+              <w:numPr>
+                <w:ilvl w:val="1"/>
+                <w:numId w:val="1"/>
+              </w:numPr>
+            </w:pPr>
+            <w:r>
+              <w:t>Enviar texto e imágenes a través de los chats</w:t>
+            </w:r>
+          </w:p>
+          <w:p>
+            <w:pPr>
+              <w:pStyle w:val="LO-normal"/>
+              <w:widowControl w:val="0"/>
+              <w:numPr>
+                <w:ilvl w:val="1"/>
+                <w:numId w:val="1"/>
+              </w:numPr>
+            </w:pPr>
+            <w:r>
+              <w:t>Ver el historial de mensajes de un chat</w:t>
+            </w:r>
+          </w:p>
+          <w:p>
+            <w:pPr>
+              <w:pStyle w:val="LO-normal"/>
+              <w:widowControl w:val="0"/>
+            </w:pPr>
+          </w:p>
+          <w:p>
+            <w:pPr>
+              <w:pStyle w:val="LO-normal"/>
+              <w:widowControl w:val="0"/>
+            </w:pPr>
+          </w:p>
+          <w:p>
+            <w:pPr>
+              <w:pStyle w:val="LO-normal"/>
+              <w:widowControl w:val="0"/>
+            </w:pPr>
           </w:p>
           <w:p>
             <w:pPr>
@@ -516,7 +952,24 @@
         <w:ind w:left="5103"/>
       </w:pPr>
       <w:r>
-        <w:t>Zaragoza, a __de ___ de ____</w:t>
+        <w:t xml:space="preserve">Zaragoza, a </w:t>
+      </w:r>
+      <w:r>
+        <w:t xml:space="preserve">26 </w:t>
+      </w:r>
+      <w:proofErr w:type="spellStart"/>
+      <w:r>
+        <w:t>de</w:t>
+      </w:r>
+      <w:r>
+        <w:t>Septiembre</w:t>
+      </w:r>
+      <w:proofErr w:type="spellEnd"/>
+      <w:r>
+        <w:t xml:space="preserve"> de </w:t>
+      </w:r>
+      <w:r>
+        <w:t>2025</w:t>
       </w:r>
     </w:p>
     <w:p>
@@ -533,7 +986,10 @@
         <w:ind w:left="5103"/>
       </w:pPr>
       <w:r>
-        <w:t>Fdo.: ____________________</w:t>
+        <w:t xml:space="preserve">Fdo.: </w:t>
+      </w:r>
+      <w:r>
+        <w:t>Alberto</w:t>
       </w:r>
     </w:p>
     <w:p>
@@ -556,7 +1012,7 @@
       </w:pPr>
     </w:p>
     <w:sectPr>
-      <w:headerReference w:type="default" r:id="rId7"/>
+      <w:headerReference w:type="default" r:id="rId8"/>
       <w:pgSz w:w="11906" w:h="16838"/>
       <w:pgMar w:top="1418" w:right="1418" w:bottom="1418" w:left="1418" w:header="709" w:footer="0" w:gutter="0"/>
       <w:pgNumType w:start="1"/>
@@ -727,6 +1183,126 @@
     </w:r>
   </w:p>
 </w:hdr>
+</file>
+
+<file path=word/numbering.xml><?xml version="1.0" encoding="utf-8"?>
+<w:numbering xmlns:ve="http://schemas.openxmlformats.org/markup-compatibility/2006" xmlns:o="urn:schemas-microsoft-com:office:office" xmlns:r="http://schemas.openxmlformats.org/officeDocument/2006/relationships" xmlns:m="http://schemas.openxmlformats.org/officeDocument/2006/math" xmlns:v="urn:schemas-microsoft-com:vml" xmlns:wp="http://schemas.openxmlformats.org/drawingml/2006/wordprocessingDrawing" xmlns:w10="urn:schemas-microsoft-com:office:word" xmlns:w="http://schemas.openxmlformats.org/wordprocessingml/2006/main" xmlns:wne="http://schemas.microsoft.com/office/word/2006/wordml">
+  <w:abstractNum w:abstractNumId="0">
+    <w:nsid w:val="1A3A5154"/>
+    <w:multiLevelType w:val="hybridMultilevel"/>
+    <w:tmpl w:val="03F63A30"/>
+    <w:lvl w:ilvl="0" w:tplc="16005B0A">
+      <w:numFmt w:val="bullet"/>
+      <w:lvlText w:val="-"/>
+      <w:lvlJc w:val="left"/>
+      <w:pPr>
+        <w:ind w:left="720" w:hanging="360"/>
+      </w:pPr>
+      <w:rPr>
+        <w:rFonts w:ascii="Calibri" w:eastAsia="Calibri" w:hAnsi="Calibri" w:cs="Calibri" w:hint="default"/>
+      </w:rPr>
+    </w:lvl>
+    <w:lvl w:ilvl="1" w:tplc="0C0A0003">
+      <w:start w:val="1"/>
+      <w:numFmt w:val="bullet"/>
+      <w:lvlText w:val="o"/>
+      <w:lvlJc w:val="left"/>
+      <w:pPr>
+        <w:ind w:left="1440" w:hanging="360"/>
+      </w:pPr>
+      <w:rPr>
+        <w:rFonts w:ascii="Courier New" w:hAnsi="Courier New" w:cs="Courier New" w:hint="default"/>
+      </w:rPr>
+    </w:lvl>
+    <w:lvl w:ilvl="2" w:tplc="0C0A0005" w:tentative="1">
+      <w:start w:val="1"/>
+      <w:numFmt w:val="bullet"/>
+      <w:lvlText w:val=""/>
+      <w:lvlJc w:val="left"/>
+      <w:pPr>
+        <w:ind w:left="2160" w:hanging="360"/>
+      </w:pPr>
+      <w:rPr>
+        <w:rFonts w:ascii="Wingdings" w:hAnsi="Wingdings" w:hint="default"/>
+      </w:rPr>
+    </w:lvl>
+    <w:lvl w:ilvl="3" w:tplc="0C0A0001" w:tentative="1">
+      <w:start w:val="1"/>
+      <w:numFmt w:val="bullet"/>
+      <w:lvlText w:val=""/>
+      <w:lvlJc w:val="left"/>
+      <w:pPr>
+        <w:ind w:left="2880" w:hanging="360"/>
+      </w:pPr>
+      <w:rPr>
+        <w:rFonts w:ascii="Symbol" w:hAnsi="Symbol" w:hint="default"/>
+      </w:rPr>
+    </w:lvl>
+    <w:lvl w:ilvl="4" w:tplc="0C0A0003" w:tentative="1">
+      <w:start w:val="1"/>
+      <w:numFmt w:val="bullet"/>
+      <w:lvlText w:val="o"/>
+      <w:lvlJc w:val="left"/>
+      <w:pPr>
+        <w:ind w:left="3600" w:hanging="360"/>
+      </w:pPr>
+      <w:rPr>
+        <w:rFonts w:ascii="Courier New" w:hAnsi="Courier New" w:cs="Courier New" w:hint="default"/>
+      </w:rPr>
+    </w:lvl>
+    <w:lvl w:ilvl="5" w:tplc="0C0A0005" w:tentative="1">
+      <w:start w:val="1"/>
+      <w:numFmt w:val="bullet"/>
+      <w:lvlText w:val=""/>
+      <w:lvlJc w:val="left"/>
+      <w:pPr>
+        <w:ind w:left="4320" w:hanging="360"/>
+      </w:pPr>
+      <w:rPr>
+        <w:rFonts w:ascii="Wingdings" w:hAnsi="Wingdings" w:hint="default"/>
+      </w:rPr>
+    </w:lvl>
+    <w:lvl w:ilvl="6" w:tplc="0C0A0001" w:tentative="1">
+      <w:start w:val="1"/>
+      <w:numFmt w:val="bullet"/>
+      <w:lvlText w:val=""/>
+      <w:lvlJc w:val="left"/>
+      <w:pPr>
+        <w:ind w:left="5040" w:hanging="360"/>
+      </w:pPr>
+      <w:rPr>
+        <w:rFonts w:ascii="Symbol" w:hAnsi="Symbol" w:hint="default"/>
+      </w:rPr>
+    </w:lvl>
+    <w:lvl w:ilvl="7" w:tplc="0C0A0003" w:tentative="1">
+      <w:start w:val="1"/>
+      <w:numFmt w:val="bullet"/>
+      <w:lvlText w:val="o"/>
+      <w:lvlJc w:val="left"/>
+      <w:pPr>
+        <w:ind w:left="5760" w:hanging="360"/>
+      </w:pPr>
+      <w:rPr>
+        <w:rFonts w:ascii="Courier New" w:hAnsi="Courier New" w:cs="Courier New" w:hint="default"/>
+      </w:rPr>
+    </w:lvl>
+    <w:lvl w:ilvl="8" w:tplc="0C0A0005" w:tentative="1">
+      <w:start w:val="1"/>
+      <w:numFmt w:val="bullet"/>
+      <w:lvlText w:val=""/>
+      <w:lvlJc w:val="left"/>
+      <w:pPr>
+        <w:ind w:left="6480" w:hanging="360"/>
+      </w:pPr>
+      <w:rPr>
+        <w:rFonts w:ascii="Wingdings" w:hAnsi="Wingdings" w:hint="default"/>
+      </w:rPr>
+    </w:lvl>
+  </w:abstractNum>
+  <w:num w:numId="1">
+    <w:abstractNumId w:val="0"/>
+  </w:num>
+</w:numbering>
 </file>
 
 <file path=word/styles.xml><?xml version="1.0" encoding="utf-8"?>
